--- a/ind/docx/29.content.docx
+++ b/ind/docx/29.content.docx
@@ -19,7 +19,7 @@
         <w:rPr>
           <w:lang w:val="id_ID" w:bidi="id_ID"/>
         </w:rPr>
-        <w:t>Resource: Tyndale Open Study Notes</w:t>
+        <w:t>Resource: Aquifer Open Study Notes (Book Intros)</w:t>
       </w:r>
       <w:r>
         <w:rPr>
@@ -112,7 +112,7 @@
         <w:rPr>
           <w:lang w:val="id_ID" w:bidi="id_ID"/>
         </w:rPr>
-        <w:t>Tyndale Open Study Notes</w:t>
+        <w:t>Aquifer Open Study Notes (Book Intros)</w:t>
       </w:r>
     </w:p>
     <w:p>

--- a/ind/docx/29.content.docx
+++ b/ind/docx/29.content.docx
@@ -323,36 +323,24 @@
         </w:rPr>
         <w:t>Kitab Yoel terdiri dari dua bagian yang hampir sama besar. Dalam bagian pertama (</w:t>
       </w:r>
-      <w:hyperlink r:id="rId13">
-        <w:r>
-          <w:rPr>
-            <w:lang w:val="id_ID" w:bidi="id_ID"/>
-          </w:rPr>
-          <w:rPr>
-            <w:color w:val="0000EE"/>
-            <w:u w:val="single"/>
-          </w:rPr>
-          <w:t>Yl. 1:1–2:17</w:t>
-        </w:r>
-      </w:hyperlink>
+      <w:r>
+        <w:rPr>
+          <w:lang w:val="id_ID" w:bidi="id_ID"/>
+        </w:rPr>
+        <w:t>Yl. 1:1–2:17</w:t>
+      </w:r>
       <w:r>
         <w:rPr>
           <w:lang w:val="id_ID" w:bidi="id_ID"/>
         </w:rPr>
         <w:t xml:space="preserve">), nabi tersebut menggambarkan wabah belalang yang menghancurkan Yehuda dan Yerusalem. Wabah itu sangat parah sehingga menghancurkan seluruh negeri, merusak biji-bijian, anggur, dan pohon-pohon. Dampak wabah tersebut diperburuk oleh kekeringan yang membuat tanah menjadi kering dan terbakar. Akibatnya, baik manusia maupun hewan merasakan kelaparan, dan orang-orang tidak memiliki apa pun untuk dibawa ke Bait Suci sebagai persembahan kepada Tuhan. Oleh karena itu, dalam </w:t>
       </w:r>
-      <w:hyperlink r:id="rId14">
-        <w:r>
-          <w:rPr>
-            <w:lang w:val="id_ID" w:bidi="id_ID"/>
-          </w:rPr>
-          <w:rPr>
-            <w:color w:val="0000EE"/>
-            <w:u w:val="single"/>
-          </w:rPr>
-          <w:t>Yl. 2:12–17</w:t>
-        </w:r>
-      </w:hyperlink>
+      <w:r>
+        <w:rPr>
+          <w:lang w:val="id_ID" w:bidi="id_ID"/>
+        </w:rPr>
+        <w:t>Yl. 2:12–17</w:t>
+      </w:r>
       <w:r>
         <w:rPr>
           <w:lang w:val="id_ID" w:bidi="id_ID"/>
@@ -373,54 +361,36 @@
         </w:rPr>
         <w:t>Dalam bagian kedua dari Kitab ini (</w:t>
       </w:r>
-      <w:hyperlink r:id="rId15">
-        <w:r>
-          <w:rPr>
-            <w:lang w:val="id_ID" w:bidi="id_ID"/>
-          </w:rPr>
-          <w:rPr>
-            <w:color w:val="0000EE"/>
-            <w:u w:val="single"/>
-          </w:rPr>
-          <w:t>Yl. 2:18–3:21</w:t>
-        </w:r>
-      </w:hyperlink>
+      <w:r>
+        <w:rPr>
+          <w:lang w:val="id_ID" w:bidi="id_ID"/>
+        </w:rPr>
+        <w:t>Yl. 2:18–3:21</w:t>
+      </w:r>
       <w:r>
         <w:rPr>
           <w:lang w:val="id_ID" w:bidi="id_ID"/>
         </w:rPr>
         <w:t xml:space="preserve">), Tuhan berjanji untuk mengasihani umat-Nya dan memulihkan tanah mereka setelah wabah belalang. Dalam </w:t>
       </w:r>
-      <w:hyperlink r:id="rId16">
-        <w:r>
-          <w:rPr>
-            <w:lang w:val="id_ID" w:bidi="id_ID"/>
-          </w:rPr>
-          <w:rPr>
-            <w:color w:val="0000EE"/>
-            <w:u w:val="single"/>
-          </w:rPr>
-          <w:t>Yl. 2:18–27</w:t>
-        </w:r>
-      </w:hyperlink>
+      <w:r>
+        <w:rPr>
+          <w:lang w:val="id_ID" w:bidi="id_ID"/>
+        </w:rPr>
+        <w:t>Yl. 2:18–27</w:t>
+      </w:r>
       <w:r>
         <w:rPr>
           <w:lang w:val="id_ID" w:bidi="id_ID"/>
         </w:rPr>
         <w:t xml:space="preserve">, Yoel menggambarkan bagaimana Allah akan memulihkan kehidupan materiil mereka dalam waktu dekat, menanami kembali ladang, kebun, kebun anggur, dan menambah lagi ternak mereka. Dalam </w:t>
       </w:r>
-      <w:hyperlink r:id="rId17">
-        <w:r>
-          <w:rPr>
-            <w:lang w:val="id_ID" w:bidi="id_ID"/>
-          </w:rPr>
-          <w:rPr>
-            <w:color w:val="0000EE"/>
-            <w:u w:val="single"/>
-          </w:rPr>
-          <w:t>Yl. 2:28–3:21</w:t>
-        </w:r>
-      </w:hyperlink>
+      <w:r>
+        <w:rPr>
+          <w:lang w:val="id_ID" w:bidi="id_ID"/>
+        </w:rPr>
+        <w:t>Yl. 2:28–3:21</w:t>
+      </w:r>
       <w:r>
         <w:rPr>
           <w:lang w:val="id_ID" w:bidi="id_ID"/>
@@ -452,36 +422,24 @@
         </w:rPr>
         <w:t xml:space="preserve">Kita tidak mengetahui kapan Nabi Yoel hidup dan bernubuat. Yoel tidak menyebutkan para raja yang memerintah saat ia melayani (bandingkan, misalnya, </w:t>
       </w:r>
-      <w:hyperlink r:id="rId18">
-        <w:r>
-          <w:rPr>
-            <w:lang w:val="id_ID" w:bidi="id_ID"/>
-          </w:rPr>
-          <w:rPr>
-            <w:color w:val="0000EE"/>
-            <w:u w:val="single"/>
-          </w:rPr>
-          <w:t>Amos 1:1</w:t>
-        </w:r>
-      </w:hyperlink>
+      <w:r>
+        <w:rPr>
+          <w:lang w:val="id_ID" w:bidi="id_ID"/>
+        </w:rPr>
+        <w:t>Amos 1:1</w:t>
+      </w:r>
       <w:r>
         <w:rPr>
           <w:lang w:val="id_ID" w:bidi="id_ID"/>
         </w:rPr>
         <w:t xml:space="preserve">; </w:t>
       </w:r>
-      <w:hyperlink r:id="rId19">
-        <w:r>
-          <w:rPr>
-            <w:lang w:val="id_ID" w:bidi="id_ID"/>
-          </w:rPr>
-          <w:rPr>
-            <w:color w:val="0000EE"/>
-            <w:u w:val="single"/>
-          </w:rPr>
-          <w:t>Mi. 1:1</w:t>
-        </w:r>
-      </w:hyperlink>
+      <w:r>
+        <w:rPr>
+          <w:lang w:val="id_ID" w:bidi="id_ID"/>
+        </w:rPr>
+        <w:t>Mi. 1:1</w:t>
+      </w:r>
       <w:r>
         <w:rPr>
           <w:lang w:val="id_ID" w:bidi="id_ID"/>
@@ -502,36 +460,24 @@
         </w:rPr>
         <w:t xml:space="preserve">Dalam Alkitab Ibrani dan Inggris, Yoel ditempatkan antara Hosea dan Amos, yang bernubuat selama tahun 700-an Sebelum Masehi. Hal ini membuat beberapa orang beranggapan bahwa Yoel adalah seorang nabi mula-mula yang mungkin hidup bahkan sebelum Amos dan Hosea. Karena kitab ini tidak menyebutkan tentang raja dan memandang imamat secara positif, para penafsir ini percaya bahwa Yoel bernubuat ketika Yoas (835–796 SM) masih anak-anak, ketika kerajaan berada di bawah pengawasan imam Yoyada (lihat </w:t>
       </w:r>
-      <w:hyperlink r:id="rId20">
-        <w:r>
-          <w:rPr>
-            <w:lang w:val="id_ID" w:bidi="id_ID"/>
-          </w:rPr>
-          <w:rPr>
-            <w:color w:val="0000EE"/>
-            <w:u w:val="single"/>
-          </w:rPr>
-          <w:t>Yoel 2:17</w:t>
-        </w:r>
-      </w:hyperlink>
+      <w:r>
+        <w:rPr>
+          <w:lang w:val="id_ID" w:bidi="id_ID"/>
+        </w:rPr>
+        <w:t>Yoel 2:17</w:t>
+      </w:r>
       <w:r>
         <w:rPr>
           <w:lang w:val="id_ID" w:bidi="id_ID"/>
         </w:rPr>
         <w:t xml:space="preserve">; lihat juga </w:t>
       </w:r>
-      <w:hyperlink r:id="rId21">
-        <w:r>
-          <w:rPr>
-            <w:lang w:val="id_ID" w:bidi="id_ID"/>
-          </w:rPr>
-          <w:rPr>
-            <w:color w:val="0000EE"/>
-            <w:u w:val="single"/>
-          </w:rPr>
-          <w:t>2Raj. 12:1–21</w:t>
-        </w:r>
-      </w:hyperlink>
+      <w:r>
+        <w:rPr>
+          <w:lang w:val="id_ID" w:bidi="id_ID"/>
+        </w:rPr>
+        <w:t>2Raj. 12:1–21</w:t>
+      </w:r>
       <w:r>
         <w:rPr>
           <w:lang w:val="id_ID" w:bidi="id_ID"/>
@@ -605,18 +551,12 @@
         </w:rPr>
         <w:t>Sepanjang Kitab Yoel, kita dengan jelas melihat kedaulatan Allah atas semua ciptaan. Dia adalah Tuhan dari baik dunia alami maupun peradaban manusia. Wabah belalang bukanlah sekadar peristiwa alam; pasukan serangga datang atas perintah Allah (</w:t>
       </w:r>
-      <w:hyperlink r:id="rId22">
-        <w:r>
-          <w:rPr>
-            <w:lang w:val="id_ID" w:bidi="id_ID"/>
-          </w:rPr>
-          <w:rPr>
-            <w:color w:val="0000EE"/>
-            <w:u w:val="single"/>
-          </w:rPr>
-          <w:t>Yl. 2:11</w:t>
-        </w:r>
-      </w:hyperlink>
+      <w:r>
+        <w:rPr>
+          <w:lang w:val="id_ID" w:bidi="id_ID"/>
+        </w:rPr>
+        <w:t>Yl. 2:11</w:t>
+      </w:r>
       <w:r>
         <w:rPr>
           <w:lang w:val="id_ID" w:bidi="id_ID"/>
@@ -637,36 +577,24 @@
         </w:rPr>
         <w:t>Karena dosa manusia telah berdampak negatif pada dunia alami, Yoel memanggil orang-orang Yehuda dan Yerusalem untuk bertobat. Yoel dapat menawarkan kesempatan kepada bangsa Israel untuk bertobat karena dia tahu bahwa Allah itu penyayang dan pengasih. Sifat Allah adalah mengampuni mereka yang bertobat daripada menghakimi mereka, memulihkan daripada menghancurkan. Mengutip teks kuno (</w:t>
       </w:r>
-      <w:hyperlink r:id="rId23">
-        <w:r>
-          <w:rPr>
-            <w:lang w:val="id_ID" w:bidi="id_ID"/>
-          </w:rPr>
-          <w:rPr>
-            <w:color w:val="0000EE"/>
-            <w:u w:val="single"/>
-          </w:rPr>
-          <w:t>Kel. 34:6–7</w:t>
-        </w:r>
-      </w:hyperlink>
+      <w:r>
+        <w:rPr>
+          <w:lang w:val="id_ID" w:bidi="id_ID"/>
+        </w:rPr>
+        <w:t>Kel. 34:6–7</w:t>
+      </w:r>
       <w:r>
         <w:rPr>
           <w:lang w:val="id_ID" w:bidi="id_ID"/>
         </w:rPr>
         <w:t>), Yoel memperpanjang undangan yang penuh dengan kasih karunia Allah kepada bangsa Israel: “berbaliklah kepada Tuhan, Allahmu, sebab Ia pengasih dan penyayang, panjang sabar dan berlimpah kasih setia” (</w:t>
       </w:r>
-      <w:hyperlink r:id="rId24">
-        <w:r>
-          <w:rPr>
-            <w:lang w:val="id_ID" w:bidi="id_ID"/>
-          </w:rPr>
-          <w:rPr>
-            <w:color w:val="0000EE"/>
-            <w:u w:val="single"/>
-          </w:rPr>
-          <w:t>Yoel 2:13</w:t>
-        </w:r>
-      </w:hyperlink>
+      <w:r>
+        <w:rPr>
+          <w:lang w:val="id_ID" w:bidi="id_ID"/>
+        </w:rPr>
+        <w:t>Yoel 2:13</w:t>
+      </w:r>
       <w:r>
         <w:rPr>
           <w:lang w:val="id_ID" w:bidi="id_ID"/>
@@ -687,72 +615,48 @@
         </w:rPr>
         <w:t xml:space="preserve">Bagi Yoel, cara yang tepat untuk menyatakan pertobatan adalah melalui ibadah resmi di Bait Suci yang dipimpin oleh para imam. Hal ini mungkin tampak mengejutkan karena beberapa nabi lainnya mengecam ibadah yang resmi akibat korupsi yang meluas di antara para imam dan pemimpin (lihat </w:t>
       </w:r>
-      <w:hyperlink r:id="rId25">
-        <w:r>
-          <w:rPr>
-            <w:lang w:val="id_ID" w:bidi="id_ID"/>
-          </w:rPr>
-          <w:rPr>
-            <w:color w:val="0000EE"/>
-            <w:u w:val="single"/>
-          </w:rPr>
-          <w:t>Yes. 1:10–18</w:t>
-        </w:r>
-      </w:hyperlink>
+      <w:r>
+        <w:rPr>
+          <w:lang w:val="id_ID" w:bidi="id_ID"/>
+        </w:rPr>
+        <w:t>Yes. 1:10–18</w:t>
+      </w:r>
       <w:r>
         <w:rPr>
           <w:lang w:val="id_ID" w:bidi="id_ID"/>
         </w:rPr>
         <w:t xml:space="preserve">; </w:t>
       </w:r>
-      <w:hyperlink r:id="rId26">
-        <w:r>
-          <w:rPr>
-            <w:lang w:val="id_ID" w:bidi="id_ID"/>
-          </w:rPr>
-          <w:rPr>
-            <w:color w:val="0000EE"/>
-            <w:u w:val="single"/>
-          </w:rPr>
-          <w:t>Amos 5:21–24</w:t>
-        </w:r>
-      </w:hyperlink>
+      <w:r>
+        <w:rPr>
+          <w:lang w:val="id_ID" w:bidi="id_ID"/>
+        </w:rPr>
+        <w:t>Amos 5:21–24</w:t>
+      </w:r>
       <w:r>
         <w:rPr>
           <w:lang w:val="id_ID" w:bidi="id_ID"/>
         </w:rPr>
         <w:t>), tetapi Yoel mengakui nilai ibadah ketika dilakukan dengan hati yang tulus dan sepenuhnya terbuka kepada Allah (sikap yang khas dari nabi-nabi pasca-pembuangan—lihat Hagai, Zakharia, dan Maleakhi). Dalam ibadah, realitas kekal yang tak terlihat diwakili oleh objek dan tindakan fisik. Namun, nabi tersebut mengingatkan Bangsa Israel bahwa agama jauh lebih dari sekadar tampilan lahiriah; ibadah sejati didasarkan pada transformasi batin (</w:t>
       </w:r>
-      <w:hyperlink r:id="rId24">
-        <w:r>
-          <w:rPr>
-            <w:lang w:val="id_ID" w:bidi="id_ID"/>
-          </w:rPr>
-          <w:rPr>
-            <w:color w:val="0000EE"/>
-            <w:u w:val="single"/>
-          </w:rPr>
-          <w:t>Yoel 2:13</w:t>
-        </w:r>
-      </w:hyperlink>
+      <w:r>
+        <w:rPr>
+          <w:lang w:val="id_ID" w:bidi="id_ID"/>
+        </w:rPr>
+        <w:t>Yoel 2:13</w:t>
+      </w:r>
       <w:r>
         <w:rPr>
           <w:lang w:val="id_ID" w:bidi="id_ID"/>
         </w:rPr>
         <w:t xml:space="preserve">). Solusi untuk ibadah yang korup bukanlah meninggalkan ibadah, tetapi menyembah Allah dalam roh dan kebenaran (lihat </w:t>
       </w:r>
-      <w:hyperlink r:id="rId27">
-        <w:r>
-          <w:rPr>
-            <w:lang w:val="id_ID" w:bidi="id_ID"/>
-          </w:rPr>
-          <w:rPr>
-            <w:color w:val="0000EE"/>
-            <w:u w:val="single"/>
-          </w:rPr>
-          <w:t>Yohanes 4:23–24</w:t>
-        </w:r>
-      </w:hyperlink>
+      <w:r>
+        <w:rPr>
+          <w:lang w:val="id_ID" w:bidi="id_ID"/>
+        </w:rPr>
+        <w:t>Yohanes 4:23–24</w:t>
+      </w:r>
       <w:r>
         <w:rPr>
           <w:lang w:val="id_ID" w:bidi="id_ID"/>
@@ -773,126 +677,84 @@
         </w:rPr>
         <w:t>Kepada mereka yang menghadapi bencana, Yoel menyampaikan pesan bahwa Allah sepenuhnya mengendalikan masa depan mereka. Ia meyakinkan bahwa pada hari Tuhan, Allah akan campur tangan di dunia untuk menghakimi orang jahat dan menegakkan perdamaian serta keadilan (</w:t>
       </w:r>
-      <w:hyperlink r:id="rId28">
-        <w:r>
-          <w:rPr>
-            <w:lang w:val="id_ID" w:bidi="id_ID"/>
-          </w:rPr>
-          <w:rPr>
-            <w:color w:val="0000EE"/>
-            <w:u w:val="single"/>
-          </w:rPr>
-          <w:t>Yoel 1:15</w:t>
-        </w:r>
-      </w:hyperlink>
+      <w:r>
+        <w:rPr>
+          <w:lang w:val="id_ID" w:bidi="id_ID"/>
+        </w:rPr>
+        <w:t>Yoel 1:15</w:t>
+      </w:r>
       <w:r>
         <w:rPr>
           <w:lang w:val="id_ID" w:bidi="id_ID"/>
         </w:rPr>
         <w:t xml:space="preserve">; </w:t>
       </w:r>
-      <w:hyperlink r:id="rId29">
-        <w:r>
-          <w:rPr>
-            <w:lang w:val="id_ID" w:bidi="id_ID"/>
-          </w:rPr>
-          <w:rPr>
-            <w:color w:val="0000EE"/>
-            <w:u w:val="single"/>
-          </w:rPr>
-          <w:t>2:1</w:t>
-        </w:r>
-      </w:hyperlink>
+      <w:r>
+        <w:rPr>
+          <w:lang w:val="id_ID" w:bidi="id_ID"/>
+        </w:rPr>
+        <w:t>2:1</w:t>
+      </w:r>
       <w:r>
         <w:rPr>
           <w:lang w:val="id_ID" w:bidi="id_ID"/>
         </w:rPr>
         <w:t>). Kemudian, Dia akan mencurahkan Roh-Nya kepada orang-orang dari berbagai kelas, gender, dan usia, memungkinkan mereka untuk hidup sesuai dengan hukum-Nya. Kesalahan yang sering mendominasi dunia kita yang jatuh hanya akan diperbaiki ketika Allah sepenuhnya dan akhirnya hadir dalam ciptaan-Nya (</w:t>
       </w:r>
-      <w:hyperlink r:id="rId17">
-        <w:r>
-          <w:rPr>
-            <w:lang w:val="id_ID" w:bidi="id_ID"/>
-          </w:rPr>
-          <w:rPr>
-            <w:color w:val="0000EE"/>
-            <w:u w:val="single"/>
-          </w:rPr>
-          <w:t>Yoel 2:28–3:21</w:t>
-        </w:r>
-      </w:hyperlink>
+      <w:r>
+        <w:rPr>
+          <w:lang w:val="id_ID" w:bidi="id_ID"/>
+        </w:rPr>
+        <w:t>Yoel 2:28–3:21</w:t>
+      </w:r>
       <w:r>
         <w:rPr>
           <w:lang w:val="id_ID" w:bidi="id_ID"/>
         </w:rPr>
         <w:t xml:space="preserve">; lihat </w:t>
       </w:r>
-      <w:hyperlink r:id="rId30">
-        <w:r>
-          <w:rPr>
-            <w:lang w:val="id_ID" w:bidi="id_ID"/>
-          </w:rPr>
-          <w:rPr>
-            <w:color w:val="0000EE"/>
-            <w:u w:val="single"/>
-          </w:rPr>
-          <w:t>Mat. 16:27</w:t>
-        </w:r>
-      </w:hyperlink>
+      <w:r>
+        <w:rPr>
+          <w:lang w:val="id_ID" w:bidi="id_ID"/>
+        </w:rPr>
+        <w:t>Mat. 16:27</w:t>
+      </w:r>
       <w:r>
         <w:rPr>
           <w:lang w:val="id_ID" w:bidi="id_ID"/>
         </w:rPr>
         <w:t xml:space="preserve">; </w:t>
       </w:r>
-      <w:hyperlink r:id="rId31">
-        <w:r>
-          <w:rPr>
-            <w:lang w:val="id_ID" w:bidi="id_ID"/>
-          </w:rPr>
-          <w:rPr>
-            <w:color w:val="0000EE"/>
-            <w:u w:val="single"/>
-          </w:rPr>
-          <w:t>Kisah Para Rasul 2:16–40</w:t>
-        </w:r>
-      </w:hyperlink>
+      <w:r>
+        <w:rPr>
+          <w:lang w:val="id_ID" w:bidi="id_ID"/>
+        </w:rPr>
+        <w:t>Kisah Para Rasul 2:16–40</w:t>
+      </w:r>
       <w:r>
         <w:rPr>
           <w:lang w:val="id_ID" w:bidi="id_ID"/>
         </w:rPr>
         <w:t xml:space="preserve">; </w:t>
       </w:r>
-      <w:hyperlink r:id="rId32">
-        <w:r>
-          <w:rPr>
-            <w:lang w:val="id_ID" w:bidi="id_ID"/>
-          </w:rPr>
-          <w:rPr>
-            <w:color w:val="0000EE"/>
-            <w:u w:val="single"/>
-          </w:rPr>
-          <w:t>Kol. 2:13–22</w:t>
-        </w:r>
-      </w:hyperlink>
+      <w:r>
+        <w:rPr>
+          <w:lang w:val="id_ID" w:bidi="id_ID"/>
+        </w:rPr>
+        <w:t>Kol. 2:13–22</w:t>
+      </w:r>
       <w:r>
         <w:rPr>
           <w:lang w:val="id_ID" w:bidi="id_ID"/>
         </w:rPr>
         <w:t xml:space="preserve">; </w:t>
       </w:r>
-      <w:hyperlink r:id="rId33">
-        <w:r>
-          <w:rPr>
-            <w:lang w:val="id_ID" w:bidi="id_ID"/>
-          </w:rPr>
-          <w:rPr>
-            <w:color w:val="0000EE"/>
-            <w:u w:val="single"/>
-          </w:rPr>
-          <w:t>Why. 21–22</w:t>
-        </w:r>
-      </w:hyperlink>
+      <w:r>
+        <w:rPr>
+          <w:lang w:val="id_ID" w:bidi="id_ID"/>
+        </w:rPr>
+        <w:t>Why. 21–22</w:t>
+      </w:r>
       <w:r>
         <w:rPr>
           <w:lang w:val="id_ID" w:bidi="id_ID"/>
